--- a/zht/docx/086.content.docx
+++ b/zht/docx/086.content.docx
@@ -150,26 +150,6 @@
           <w:lang w:val="zh_TW" w:bidi="zh_TW"/>
         </w:rPr>
         <w:t>wei</w:t>
-      </w:r>
-      <w:r>
-        <w:rPr>
-          <w:lang w:val="zh_TW" w:bidi="zh_TW"/>
-        </w:rPr>
-      </w:r>
-    </w:p>
-    <w:p>
-      <w:pPr/>
-      <w:r>
-        <w:rPr>
-          <w:lang w:val="zh_TW" w:bidi="zh_TW"/>
-        </w:rPr>
-      </w:r>
-      <w:r>
-        <w:rPr>
-          <w:i/>
-          <w:lang w:val="zh_TW" w:bidi="zh_TW"/>
-        </w:rPr>
-        <w:t>惟一的敬拜場所, 未識之神, 為報復的禱告, 為基督而活</w:t>
       </w:r>
       <w:r>
         <w:rPr>

--- a/zht/docx/086.content.docx
+++ b/zht/docx/086.content.docx
@@ -19,7 +19,7 @@
         <w:rPr>
           <w:lang w:val="zh_TW" w:bidi="zh_TW"/>
         </w:rPr>
-        <w:t>Resource: Study Notes - Themes (Tyndale)</w:t>
+        <w:t>Resource: Tyndale Open Study Notes</w:t>
       </w:r>
       <w:r>
         <w:rPr>
@@ -112,7 +112,7 @@
         <w:rPr>
           <w:lang w:val="zh_TW" w:bidi="zh_TW"/>
         </w:rPr>
-        <w:t>Study Notes - Themes (Tyndale)</w:t>
+        <w:t>Tyndale Open Study Notes</w:t>
       </w:r>
     </w:p>
     <w:p>

--- a/zht/docx/086.content.docx
+++ b/zht/docx/086.content.docx
@@ -19,7 +19,7 @@
         <w:rPr>
           <w:lang w:val="zh_TW" w:bidi="zh_TW"/>
         </w:rPr>
-        <w:t>Resource: Tyndale Open Study Notes</w:t>
+        <w:t>Resource: Aquifer Open Study Notes (Themes)</w:t>
       </w:r>
       <w:r>
         <w:rPr>
@@ -112,7 +112,7 @@
         <w:rPr>
           <w:lang w:val="zh_TW" w:bidi="zh_TW"/>
         </w:rPr>
-        <w:t>Tyndale Open Study Notes</w:t>
+        <w:t>Aquifer Open Study Notes (Themes)</w:t>
       </w:r>
     </w:p>
     <w:p>

--- a/zht/docx/086.content.docx
+++ b/zht/docx/086.content.docx
@@ -273,18 +273,12 @@
         </w:rPr>
         <w:t>（omnipresent）。然而，祂為以色列人特別揀選一個具體的地方來敬拜祂。後來所羅門王曾提出疑問，天上的神怎能居住在人手所造的殿中（</w:t>
       </w:r>
-      <w:hyperlink r:id="rId13">
-        <w:r>
-          <w:rPr>
-            <w:lang w:val="zh_TW" w:bidi="zh_TW"/>
-          </w:rPr>
-          <w:rPr>
-            <w:color w:val="0000EE"/>
-            <w:u w:val="single"/>
-          </w:rPr>
-          <w:t>王上8:27</w:t>
-        </w:r>
-      </w:hyperlink>
+      <w:r>
+        <w:rPr>
+          <w:lang w:val="zh_TW" w:bidi="zh_TW"/>
+        </w:rPr>
+        <w:t>王上8:27</w:t>
+      </w:r>
       <w:r>
         <w:rPr>
           <w:lang w:val="zh_TW" w:bidi="zh_TW"/>
@@ -305,90 +299,60 @@
         </w:rPr>
         <w:t>會幕與之後的聖殿屬於神，祂的名使這些地方成為祂的居所。在古代近東文化中，名字不只是標籤，更代表個人的性格與本質（例如，雅各，</w:t>
       </w:r>
-      <w:hyperlink r:id="rId14">
-        <w:r>
-          <w:rPr>
-            <w:lang w:val="zh_TW" w:bidi="zh_TW"/>
-          </w:rPr>
-          <w:rPr>
-            <w:color w:val="0000EE"/>
-            <w:u w:val="single"/>
-          </w:rPr>
-          <w:t>創27:36</w:t>
-        </w:r>
-      </w:hyperlink>
+      <w:r>
+        <w:rPr>
+          <w:lang w:val="zh_TW" w:bidi="zh_TW"/>
+        </w:rPr>
+        <w:t>創27:36</w:t>
+      </w:r>
       <w:r>
         <w:rPr>
           <w:lang w:val="zh_TW" w:bidi="zh_TW"/>
         </w:rPr>
         <w:t>；耶穌，</w:t>
       </w:r>
-      <w:hyperlink r:id="rId15">
-        <w:r>
-          <w:rPr>
-            <w:lang w:val="zh_TW" w:bidi="zh_TW"/>
-          </w:rPr>
-          <w:rPr>
-            <w:color w:val="0000EE"/>
-            <w:u w:val="single"/>
-          </w:rPr>
-          <w:t>太1:21</w:t>
-        </w:r>
-      </w:hyperlink>
+      <w:r>
+        <w:rPr>
+          <w:lang w:val="zh_TW" w:bidi="zh_TW"/>
+        </w:rPr>
+        <w:t>太1:21</w:t>
+      </w:r>
       <w:r>
         <w:rPr>
           <w:lang w:val="zh_TW" w:bidi="zh_TW"/>
         </w:rPr>
         <w:t>；巴拿巴，</w:t>
       </w:r>
-      <w:hyperlink r:id="rId16">
-        <w:r>
-          <w:rPr>
-            <w:lang w:val="zh_TW" w:bidi="zh_TW"/>
-          </w:rPr>
-          <w:rPr>
-            <w:color w:val="0000EE"/>
-            <w:u w:val="single"/>
-          </w:rPr>
-          <w:t>徒4:36</w:t>
-        </w:r>
-      </w:hyperlink>
+      <w:r>
+        <w:rPr>
+          <w:lang w:val="zh_TW" w:bidi="zh_TW"/>
+        </w:rPr>
+        <w:t>徒4:36</w:t>
+      </w:r>
       <w:r>
         <w:rPr>
           <w:lang w:val="zh_TW" w:bidi="zh_TW"/>
         </w:rPr>
         <w:t>；彼得，</w:t>
       </w:r>
-      <w:hyperlink r:id="rId17">
-        <w:r>
-          <w:rPr>
-            <w:lang w:val="zh_TW" w:bidi="zh_TW"/>
-          </w:rPr>
-          <w:rPr>
-            <w:color w:val="0000EE"/>
-            <w:u w:val="single"/>
-          </w:rPr>
-          <w:t>太16:17–19</w:t>
-        </w:r>
-      </w:hyperlink>
+      <w:r>
+        <w:rPr>
+          <w:lang w:val="zh_TW" w:bidi="zh_TW"/>
+        </w:rPr>
+        <w:t>太16:17–19</w:t>
+      </w:r>
       <w:r>
         <w:rPr>
           <w:lang w:val="zh_TW" w:bidi="zh_TW"/>
         </w:rPr>
         <w:t>）。因此，所羅門說：「美名勝過大財」（</w:t>
       </w:r>
-      <w:hyperlink r:id="rId18">
-        <w:r>
-          <w:rPr>
-            <w:lang w:val="zh_TW" w:bidi="zh_TW"/>
-          </w:rPr>
-          <w:rPr>
-            <w:color w:val="0000EE"/>
-            <w:u w:val="single"/>
-          </w:rPr>
-          <w:t>箴22:1</w:t>
-        </w:r>
-      </w:hyperlink>
+      <w:r>
+        <w:rPr>
+          <w:lang w:val="zh_TW" w:bidi="zh_TW"/>
+        </w:rPr>
+        <w:t>箴22:1</w:t>
+      </w:r>
       <w:r>
         <w:rPr>
           <w:lang w:val="zh_TW" w:bidi="zh_TW"/>
@@ -409,36 +373,24 @@
         </w:rPr>
         <w:t>神居住在承載祂名的聖所中。在以色列人曠野漂流的時期，祂以火柱與雲柱彰顯祂榮耀的同在，時刻提醒他們，神與祂的子民同在（</w:t>
       </w:r>
-      <w:hyperlink r:id="rId19">
-        <w:r>
-          <w:rPr>
-            <w:lang w:val="zh_TW" w:bidi="zh_TW"/>
-          </w:rPr>
-          <w:rPr>
-            <w:color w:val="0000EE"/>
-            <w:u w:val="single"/>
-          </w:rPr>
-          <w:t>出40:34–35</w:t>
-        </w:r>
-      </w:hyperlink>
+      <w:r>
+        <w:rPr>
+          <w:lang w:val="zh_TW" w:bidi="zh_TW"/>
+        </w:rPr>
+        <w:t>出40:34–35</w:t>
+      </w:r>
       <w:r>
         <w:rPr>
           <w:lang w:val="zh_TW" w:bidi="zh_TW"/>
         </w:rPr>
         <w:t>）。同樣，當所羅門建聖殿時，神的同在也以榮耀的形式顯明出來（</w:t>
       </w:r>
-      <w:hyperlink r:id="rId20">
-        <w:r>
-          <w:rPr>
-            <w:lang w:val="zh_TW" w:bidi="zh_TW"/>
-          </w:rPr>
-          <w:rPr>
-            <w:color w:val="0000EE"/>
-            <w:u w:val="single"/>
-          </w:rPr>
-          <w:t>王上8:10–11</w:t>
-        </w:r>
-      </w:hyperlink>
+      <w:r>
+        <w:rPr>
+          <w:lang w:val="zh_TW" w:bidi="zh_TW"/>
+        </w:rPr>
+        <w:t>王上8:10–11</w:t>
+      </w:r>
       <w:r>
         <w:rPr>
           <w:lang w:val="zh_TW" w:bidi="zh_TW"/>
@@ -459,108 +411,72 @@
         </w:rPr>
         <w:t>後來，神以耶穌基督的身份，親自住在人中間（</w:t>
       </w:r>
-      <w:hyperlink r:id="rId21">
-        <w:r>
-          <w:rPr>
-            <w:lang w:val="zh_TW" w:bidi="zh_TW"/>
-          </w:rPr>
-          <w:rPr>
-            <w:color w:val="0000EE"/>
-            <w:u w:val="single"/>
-          </w:rPr>
-          <w:t>約1:14</w:t>
-        </w:r>
-      </w:hyperlink>
+      <w:r>
+        <w:rPr>
+          <w:lang w:val="zh_TW" w:bidi="zh_TW"/>
+        </w:rPr>
+        <w:t>約1:14</w:t>
+      </w:r>
       <w:r>
         <w:rPr>
           <w:lang w:val="zh_TW" w:bidi="zh_TW"/>
         </w:rPr>
         <w:t>），使人們不再需要單一的聖所（見</w:t>
       </w:r>
-      <w:hyperlink r:id="rId22">
-        <w:r>
-          <w:rPr>
-            <w:lang w:val="zh_TW" w:bidi="zh_TW"/>
-          </w:rPr>
-          <w:rPr>
-            <w:color w:val="0000EE"/>
-            <w:u w:val="single"/>
-          </w:rPr>
-          <w:t>約4:19–24</w:t>
-        </w:r>
-      </w:hyperlink>
+      <w:r>
+        <w:rPr>
+          <w:lang w:val="zh_TW" w:bidi="zh_TW"/>
+        </w:rPr>
+        <w:t>約4:19–24</w:t>
+      </w:r>
       <w:r>
         <w:rPr>
           <w:lang w:val="zh_TW" w:bidi="zh_TW"/>
         </w:rPr>
         <w:t>）。如今，因為聖靈住在信徒裡，所以所有信徒都是神同在的「居所」（</w:t>
       </w:r>
-      <w:hyperlink r:id="rId23">
-        <w:r>
-          <w:rPr>
-            <w:lang w:val="zh_TW" w:bidi="zh_TW"/>
-          </w:rPr>
-          <w:rPr>
-            <w:color w:val="0000EE"/>
-            <w:u w:val="single"/>
-          </w:rPr>
-          <w:t>林前3:16–17</w:t>
-        </w:r>
-      </w:hyperlink>
+      <w:r>
+        <w:rPr>
+          <w:lang w:val="zh_TW" w:bidi="zh_TW"/>
+        </w:rPr>
+        <w:t>林前3:16–17</w:t>
+      </w:r>
       <w:r>
         <w:rPr>
           <w:lang w:val="zh_TW" w:bidi="zh_TW"/>
         </w:rPr>
         <w:t>，</w:t>
       </w:r>
-      <w:hyperlink r:id="rId24">
-        <w:r>
-          <w:rPr>
-            <w:lang w:val="zh_TW" w:bidi="zh_TW"/>
-          </w:rPr>
-          <w:rPr>
-            <w:color w:val="0000EE"/>
-            <w:u w:val="single"/>
-          </w:rPr>
-          <w:t>6:19–20</w:t>
-        </w:r>
-      </w:hyperlink>
+      <w:r>
+        <w:rPr>
+          <w:lang w:val="zh_TW" w:bidi="zh_TW"/>
+        </w:rPr>
+        <w:t>6:19–20</w:t>
+      </w:r>
       <w:r>
         <w:rPr>
           <w:lang w:val="zh_TW" w:bidi="zh_TW"/>
         </w:rPr>
         <w:t>；</w:t>
       </w:r>
-      <w:hyperlink r:id="rId25">
-        <w:r>
-          <w:rPr>
-            <w:lang w:val="zh_TW" w:bidi="zh_TW"/>
-          </w:rPr>
-          <w:rPr>
-            <w:color w:val="0000EE"/>
-            <w:u w:val="single"/>
-          </w:rPr>
-          <w:t>林後6:16</w:t>
-        </w:r>
-      </w:hyperlink>
+      <w:r>
+        <w:rPr>
+          <w:lang w:val="zh_TW" w:bidi="zh_TW"/>
+        </w:rPr>
+        <w:t>林後6:16</w:t>
+      </w:r>
       <w:r>
         <w:rPr>
           <w:lang w:val="zh_TW" w:bidi="zh_TW"/>
         </w:rPr>
         <w:t>；</w:t>
       </w:r>
-      <w:hyperlink r:id="rId26">
-        <w:r>
-          <w:rPr>
-            <w:lang w:val="zh_TW" w:bidi="zh_TW"/>
-          </w:rPr>
-          <w:rPr>
-            <w:color w:val="0000EE"/>
-            <w:u w:val="single"/>
-          </w:rPr>
-          <w:t>弗2:21</w:t>
-        </w:r>
-      </w:hyperlink>
+      <w:r>
+        <w:rPr>
+          <w:lang w:val="zh_TW" w:bidi="zh_TW"/>
+        </w:rPr>
+        <w:t>弗2:21</w:t>
+      </w:r>
       <w:r>
         <w:rPr>
           <w:lang w:val="zh_TW" w:bidi="zh_TW"/>
@@ -590,396 +506,264 @@
           <w:lang w:val="zh_TW" w:bidi="zh_TW"/>
         </w:rPr>
       </w:r>
-      <w:hyperlink r:id="rId27">
-        <w:r>
-          <w:rPr>
-            <w:lang w:val="zh_TW" w:bidi="zh_TW"/>
-          </w:rPr>
-          <w:rPr>
-            <w:color w:val="0000EE"/>
-            <w:u w:val="single"/>
-          </w:rPr>
-          <w:t>出25:8–9</w:t>
-        </w:r>
-      </w:hyperlink>
+      <w:r>
+        <w:rPr>
+          <w:lang w:val="zh_TW" w:bidi="zh_TW"/>
+        </w:rPr>
+        <w:t>出25:8–9</w:t>
+      </w:r>
       <w:r>
         <w:rPr>
           <w:lang w:val="zh_TW" w:bidi="zh_TW"/>
         </w:rPr>
         <w:t>、</w:t>
       </w:r>
-      <w:hyperlink r:id="rId28">
-        <w:r>
-          <w:rPr>
-            <w:lang w:val="zh_TW" w:bidi="zh_TW"/>
-          </w:rPr>
-          <w:rPr>
-            <w:color w:val="0000EE"/>
-            <w:u w:val="single"/>
-          </w:rPr>
-          <w:t>22</w:t>
-        </w:r>
-      </w:hyperlink>
+      <w:r>
+        <w:rPr>
+          <w:lang w:val="zh_TW" w:bidi="zh_TW"/>
+        </w:rPr>
+        <w:t>22</w:t>
+      </w:r>
       <w:r>
         <w:rPr>
           <w:lang w:val="zh_TW" w:bidi="zh_TW"/>
         </w:rPr>
         <w:t>、</w:t>
       </w:r>
-      <w:hyperlink r:id="rId29">
-        <w:r>
-          <w:rPr>
-            <w:lang w:val="zh_TW" w:bidi="zh_TW"/>
-          </w:rPr>
-          <w:rPr>
-            <w:color w:val="0000EE"/>
-            <w:u w:val="single"/>
-          </w:rPr>
-          <w:t>40</w:t>
-        </w:r>
-      </w:hyperlink>
+      <w:r>
+        <w:rPr>
+          <w:lang w:val="zh_TW" w:bidi="zh_TW"/>
+        </w:rPr>
+        <w:t>40</w:t>
+      </w:r>
       <w:r>
         <w:rPr>
           <w:lang w:val="zh_TW" w:bidi="zh_TW"/>
         </w:rPr>
         <w:t>，</w:t>
       </w:r>
-      <w:hyperlink r:id="rId30">
-        <w:r>
-          <w:rPr>
-            <w:lang w:val="zh_TW" w:bidi="zh_TW"/>
-          </w:rPr>
-          <w:rPr>
-            <w:color w:val="0000EE"/>
-            <w:u w:val="single"/>
-          </w:rPr>
-          <w:t>26:30</w:t>
-        </w:r>
-      </w:hyperlink>
+      <w:r>
+        <w:rPr>
+          <w:lang w:val="zh_TW" w:bidi="zh_TW"/>
+        </w:rPr>
+        <w:t>26:30</w:t>
+      </w:r>
       <w:r>
         <w:rPr>
           <w:lang w:val="zh_TW" w:bidi="zh_TW"/>
         </w:rPr>
         <w:t>，</w:t>
       </w:r>
-      <w:hyperlink r:id="rId31">
-        <w:r>
-          <w:rPr>
-            <w:lang w:val="zh_TW" w:bidi="zh_TW"/>
-          </w:rPr>
-          <w:rPr>
-            <w:color w:val="0000EE"/>
-            <w:u w:val="single"/>
-          </w:rPr>
-          <w:t>33:7–11</w:t>
-        </w:r>
-      </w:hyperlink>
+      <w:r>
+        <w:rPr>
+          <w:lang w:val="zh_TW" w:bidi="zh_TW"/>
+        </w:rPr>
+        <w:t>33:7–11</w:t>
+      </w:r>
       <w:r>
         <w:rPr>
           <w:lang w:val="zh_TW" w:bidi="zh_TW"/>
         </w:rPr>
         <w:t>，</w:t>
       </w:r>
-      <w:hyperlink r:id="rId19">
-        <w:r>
-          <w:rPr>
-            <w:lang w:val="zh_TW" w:bidi="zh_TW"/>
-          </w:rPr>
-          <w:rPr>
-            <w:color w:val="0000EE"/>
-            <w:u w:val="single"/>
-          </w:rPr>
-          <w:t>40:34–35</w:t>
-        </w:r>
-      </w:hyperlink>
+      <w:r>
+        <w:rPr>
+          <w:lang w:val="zh_TW" w:bidi="zh_TW"/>
+        </w:rPr>
+        <w:t>40:34–35</w:t>
+      </w:r>
       <w:r>
         <w:rPr>
           <w:lang w:val="zh_TW" w:bidi="zh_TW"/>
         </w:rPr>
         <w:t>；</w:t>
       </w:r>
-      <w:hyperlink r:id="rId32">
-        <w:r>
-          <w:rPr>
-            <w:lang w:val="zh_TW" w:bidi="zh_TW"/>
-          </w:rPr>
-          <w:rPr>
-            <w:color w:val="0000EE"/>
-            <w:u w:val="single"/>
-          </w:rPr>
-          <w:t>民7:1</w:t>
-        </w:r>
-      </w:hyperlink>
+      <w:r>
+        <w:rPr>
+          <w:lang w:val="zh_TW" w:bidi="zh_TW"/>
+        </w:rPr>
+        <w:t>民7:1</w:t>
+      </w:r>
       <w:r>
         <w:rPr>
           <w:lang w:val="zh_TW" w:bidi="zh_TW"/>
         </w:rPr>
         <w:t>，</w:t>
       </w:r>
-      <w:hyperlink r:id="rId33">
-        <w:r>
-          <w:rPr>
-            <w:lang w:val="zh_TW" w:bidi="zh_TW"/>
-          </w:rPr>
-          <w:rPr>
-            <w:color w:val="0000EE"/>
-            <w:u w:val="single"/>
-          </w:rPr>
-          <w:t>11:16</w:t>
-        </w:r>
-      </w:hyperlink>
+      <w:r>
+        <w:rPr>
+          <w:lang w:val="zh_TW" w:bidi="zh_TW"/>
+        </w:rPr>
+        <w:t>11:16</w:t>
+      </w:r>
       <w:r>
         <w:rPr>
           <w:lang w:val="zh_TW" w:bidi="zh_TW"/>
         </w:rPr>
         <w:t>；</w:t>
       </w:r>
-      <w:hyperlink r:id="rId34">
-        <w:r>
-          <w:rPr>
-            <w:lang w:val="zh_TW" w:bidi="zh_TW"/>
-          </w:rPr>
-          <w:rPr>
-            <w:color w:val="0000EE"/>
-            <w:u w:val="single"/>
-          </w:rPr>
-          <w:t>申12:4–7</w:t>
-        </w:r>
-      </w:hyperlink>
+      <w:r>
+        <w:rPr>
+          <w:lang w:val="zh_TW" w:bidi="zh_TW"/>
+        </w:rPr>
+        <w:t>申12:4–7</w:t>
+      </w:r>
       <w:r>
         <w:rPr>
           <w:lang w:val="zh_TW" w:bidi="zh_TW"/>
         </w:rPr>
         <w:t>，</w:t>
       </w:r>
-      <w:hyperlink r:id="rId35">
-        <w:r>
-          <w:rPr>
-            <w:lang w:val="zh_TW" w:bidi="zh_TW"/>
-          </w:rPr>
-          <w:rPr>
-            <w:color w:val="0000EE"/>
-            <w:u w:val="single"/>
-          </w:rPr>
-          <w:t>31:14–15</w:t>
-        </w:r>
-      </w:hyperlink>
+      <w:r>
+        <w:rPr>
+          <w:lang w:val="zh_TW" w:bidi="zh_TW"/>
+        </w:rPr>
+        <w:t>31:14–15</w:t>
+      </w:r>
       <w:r>
         <w:rPr>
           <w:lang w:val="zh_TW" w:bidi="zh_TW"/>
         </w:rPr>
         <w:t>；</w:t>
       </w:r>
-      <w:hyperlink r:id="rId20">
-        <w:r>
-          <w:rPr>
-            <w:lang w:val="zh_TW" w:bidi="zh_TW"/>
-          </w:rPr>
-          <w:rPr>
-            <w:color w:val="0000EE"/>
-            <w:u w:val="single"/>
-          </w:rPr>
-          <w:t>王上8:10–11</w:t>
-        </w:r>
-      </w:hyperlink>
+      <w:r>
+        <w:rPr>
+          <w:lang w:val="zh_TW" w:bidi="zh_TW"/>
+        </w:rPr>
+        <w:t>王上8:10–11</w:t>
+      </w:r>
       <w:r>
         <w:rPr>
           <w:lang w:val="zh_TW" w:bidi="zh_TW"/>
         </w:rPr>
         <w:t>、</w:t>
       </w:r>
-      <w:hyperlink r:id="rId13">
-        <w:r>
-          <w:rPr>
-            <w:lang w:val="zh_TW" w:bidi="zh_TW"/>
-          </w:rPr>
-          <w:rPr>
-            <w:color w:val="0000EE"/>
-            <w:u w:val="single"/>
-          </w:rPr>
-          <w:t>27</w:t>
-        </w:r>
-      </w:hyperlink>
+      <w:r>
+        <w:rPr>
+          <w:lang w:val="zh_TW" w:bidi="zh_TW"/>
+        </w:rPr>
+        <w:t>27</w:t>
+      </w:r>
       <w:r>
         <w:rPr>
           <w:lang w:val="zh_TW" w:bidi="zh_TW"/>
         </w:rPr>
         <w:t>；</w:t>
       </w:r>
-      <w:hyperlink r:id="rId21">
-        <w:r>
-          <w:rPr>
-            <w:lang w:val="zh_TW" w:bidi="zh_TW"/>
-          </w:rPr>
-          <w:rPr>
-            <w:color w:val="0000EE"/>
-            <w:u w:val="single"/>
-          </w:rPr>
-          <w:t>約1:14</w:t>
-        </w:r>
-      </w:hyperlink>
+      <w:r>
+        <w:rPr>
+          <w:lang w:val="zh_TW" w:bidi="zh_TW"/>
+        </w:rPr>
+        <w:t>約1:14</w:t>
+      </w:r>
       <w:r>
         <w:rPr>
           <w:lang w:val="zh_TW" w:bidi="zh_TW"/>
         </w:rPr>
         <w:t>，</w:t>
       </w:r>
-      <w:hyperlink r:id="rId36">
-        <w:r>
-          <w:rPr>
-            <w:lang w:val="zh_TW" w:bidi="zh_TW"/>
-          </w:rPr>
-          <w:rPr>
-            <w:color w:val="0000EE"/>
-            <w:u w:val="single"/>
-          </w:rPr>
-          <w:t>2:19–21</w:t>
-        </w:r>
-      </w:hyperlink>
+      <w:r>
+        <w:rPr>
+          <w:lang w:val="zh_TW" w:bidi="zh_TW"/>
+        </w:rPr>
+        <w:t>2:19–21</w:t>
+      </w:r>
       <w:r>
         <w:rPr>
           <w:lang w:val="zh_TW" w:bidi="zh_TW"/>
         </w:rPr>
         <w:t>；</w:t>
       </w:r>
-      <w:hyperlink r:id="rId37">
-        <w:r>
-          <w:rPr>
-            <w:lang w:val="zh_TW" w:bidi="zh_TW"/>
-          </w:rPr>
-          <w:rPr>
-            <w:color w:val="0000EE"/>
-            <w:u w:val="single"/>
-          </w:rPr>
-          <w:t>徒7:44</w:t>
-        </w:r>
-      </w:hyperlink>
+      <w:r>
+        <w:rPr>
+          <w:lang w:val="zh_TW" w:bidi="zh_TW"/>
+        </w:rPr>
+        <w:t>徒7:44</w:t>
+      </w:r>
       <w:r>
         <w:rPr>
           <w:lang w:val="zh_TW" w:bidi="zh_TW"/>
         </w:rPr>
         <w:t>；</w:t>
       </w:r>
-      <w:hyperlink r:id="rId23">
-        <w:r>
-          <w:rPr>
-            <w:lang w:val="zh_TW" w:bidi="zh_TW"/>
-          </w:rPr>
-          <w:rPr>
-            <w:color w:val="0000EE"/>
-            <w:u w:val="single"/>
-          </w:rPr>
-          <w:t>林前3:16–17</w:t>
-        </w:r>
-      </w:hyperlink>
+      <w:r>
+        <w:rPr>
+          <w:lang w:val="zh_TW" w:bidi="zh_TW"/>
+        </w:rPr>
+        <w:t>林前3:16–17</w:t>
+      </w:r>
       <w:r>
         <w:rPr>
           <w:lang w:val="zh_TW" w:bidi="zh_TW"/>
         </w:rPr>
         <w:t>，</w:t>
       </w:r>
-      <w:hyperlink r:id="rId24">
-        <w:r>
-          <w:rPr>
-            <w:lang w:val="zh_TW" w:bidi="zh_TW"/>
-          </w:rPr>
-          <w:rPr>
-            <w:color w:val="0000EE"/>
-            <w:u w:val="single"/>
-          </w:rPr>
-          <w:t>6:19–20</w:t>
-        </w:r>
-      </w:hyperlink>
+      <w:r>
+        <w:rPr>
+          <w:lang w:val="zh_TW" w:bidi="zh_TW"/>
+        </w:rPr>
+        <w:t>6:19–20</w:t>
+      </w:r>
       <w:r>
         <w:rPr>
           <w:lang w:val="zh_TW" w:bidi="zh_TW"/>
         </w:rPr>
         <w:t>；</w:t>
       </w:r>
-      <w:hyperlink r:id="rId25">
-        <w:r>
-          <w:rPr>
-            <w:lang w:val="zh_TW" w:bidi="zh_TW"/>
-          </w:rPr>
-          <w:rPr>
-            <w:color w:val="0000EE"/>
-            <w:u w:val="single"/>
-          </w:rPr>
-          <w:t>林後6:16</w:t>
-        </w:r>
-      </w:hyperlink>
+      <w:r>
+        <w:rPr>
+          <w:lang w:val="zh_TW" w:bidi="zh_TW"/>
+        </w:rPr>
+        <w:t>林後6:16</w:t>
+      </w:r>
       <w:r>
         <w:rPr>
           <w:lang w:val="zh_TW" w:bidi="zh_TW"/>
         </w:rPr>
         <w:t>；</w:t>
       </w:r>
-      <w:hyperlink r:id="rId26">
-        <w:r>
-          <w:rPr>
-            <w:lang w:val="zh_TW" w:bidi="zh_TW"/>
-          </w:rPr>
-          <w:rPr>
-            <w:color w:val="0000EE"/>
-            <w:u w:val="single"/>
-          </w:rPr>
-          <w:t>弗2:21</w:t>
-        </w:r>
-      </w:hyperlink>
+      <w:r>
+        <w:rPr>
+          <w:lang w:val="zh_TW" w:bidi="zh_TW"/>
+        </w:rPr>
+        <w:t>弗2:21</w:t>
+      </w:r>
       <w:r>
         <w:rPr>
           <w:lang w:val="zh_TW" w:bidi="zh_TW"/>
         </w:rPr>
         <w:t>；</w:t>
       </w:r>
-      <w:hyperlink r:id="rId38">
-        <w:r>
-          <w:rPr>
-            <w:lang w:val="zh_TW" w:bidi="zh_TW"/>
-          </w:rPr>
-          <w:rPr>
-            <w:color w:val="0000EE"/>
-            <w:u w:val="single"/>
-          </w:rPr>
-          <w:t>來8:2</w:t>
-        </w:r>
-      </w:hyperlink>
+      <w:r>
+        <w:rPr>
+          <w:lang w:val="zh_TW" w:bidi="zh_TW"/>
+        </w:rPr>
+        <w:t>來8:2</w:t>
+      </w:r>
       <w:r>
         <w:rPr>
           <w:lang w:val="zh_TW" w:bidi="zh_TW"/>
         </w:rPr>
         <w:t>、</w:t>
       </w:r>
-      <w:hyperlink r:id="rId39">
-        <w:r>
-          <w:rPr>
-            <w:lang w:val="zh_TW" w:bidi="zh_TW"/>
-          </w:rPr>
-          <w:rPr>
-            <w:color w:val="0000EE"/>
-            <w:u w:val="single"/>
-          </w:rPr>
-          <w:t>5</w:t>
-        </w:r>
-      </w:hyperlink>
+      <w:r>
+        <w:rPr>
+          <w:lang w:val="zh_TW" w:bidi="zh_TW"/>
+        </w:rPr>
+        <w:t>5</w:t>
+      </w:r>
       <w:r>
         <w:rPr>
           <w:lang w:val="zh_TW" w:bidi="zh_TW"/>
         </w:rPr>
         <w:t>；</w:t>
       </w:r>
-      <w:hyperlink r:id="rId40">
-        <w:r>
-          <w:rPr>
-            <w:lang w:val="zh_TW" w:bidi="zh_TW"/>
-          </w:rPr>
-          <w:rPr>
-            <w:color w:val="0000EE"/>
-            <w:u w:val="single"/>
-          </w:rPr>
-          <w:t>啟21:22</w:t>
-        </w:r>
-      </w:hyperlink>
+      <w:r>
+        <w:rPr>
+          <w:lang w:val="zh_TW" w:bidi="zh_TW"/>
+        </w:rPr>
+        <w:t>啟21:22</w:t>
+      </w:r>
       <w:r>
         <w:rPr>
           <w:lang w:val="zh_TW" w:bidi="zh_TW"/>
@@ -1028,36 +812,24 @@
         </w:rPr>
         <w:t>使徒保羅向雅典城的高等議會亞略巴古發表演說（</w:t>
       </w:r>
-      <w:hyperlink r:id="rId41">
-        <w:r>
-          <w:rPr>
-            <w:lang w:val="zh_TW" w:bidi="zh_TW"/>
-          </w:rPr>
-          <w:rPr>
-            <w:color w:val="0000EE"/>
-            <w:u w:val="single"/>
-          </w:rPr>
-          <w:t>徒17:19</w:t>
-        </w:r>
-      </w:hyperlink>
+      <w:r>
+        <w:rPr>
+          <w:lang w:val="zh_TW" w:bidi="zh_TW"/>
+        </w:rPr>
+        <w:t>徒17:19</w:t>
+      </w:r>
       <w:r>
         <w:rPr>
           <w:lang w:val="zh_TW" w:bidi="zh_TW"/>
         </w:rPr>
         <w:t>）。他對那些不相信亞伯拉罕和摩西的神的人講話。這位神曾經「在古時藉着眾先知多次多方地」顯示自己（</w:t>
       </w:r>
-      <w:hyperlink r:id="rId42">
-        <w:r>
-          <w:rPr>
-            <w:lang w:val="zh_TW" w:bidi="zh_TW"/>
-          </w:rPr>
-          <w:rPr>
-            <w:color w:val="0000EE"/>
-            <w:u w:val="single"/>
-          </w:rPr>
-          <w:t>來1:1</w:t>
-        </w:r>
-      </w:hyperlink>
+      <w:r>
+        <w:rPr>
+          <w:lang w:val="zh_TW" w:bidi="zh_TW"/>
+        </w:rPr>
+        <w:t>來1:1</w:t>
+      </w:r>
       <w:r>
         <w:rPr>
           <w:lang w:val="zh_TW" w:bidi="zh_TW"/>
@@ -1158,18 +930,12 @@
         </w:rPr>
         <w:t>當保羅造訪雅典時，許多哲學思想都很流行。然而，斯多葛主義（Stoicism）和伊比鳩魯主義（Epicureanism ）是當時兩個主要的思想流派（</w:t>
       </w:r>
-      <w:hyperlink r:id="rId43">
-        <w:r>
-          <w:rPr>
-            <w:lang w:val="zh_TW" w:bidi="zh_TW"/>
-          </w:rPr>
-          <w:rPr>
-            <w:color w:val="0000EE"/>
-            <w:u w:val="single"/>
-          </w:rPr>
-          <w:t>徒17:18</w:t>
-        </w:r>
-      </w:hyperlink>
+      <w:r>
+        <w:rPr>
+          <w:lang w:val="zh_TW" w:bidi="zh_TW"/>
+        </w:rPr>
+        <w:t>徒17:18</w:t>
+      </w:r>
       <w:r>
         <w:rPr>
           <w:lang w:val="zh_TW" w:bidi="zh_TW"/>
@@ -1254,18 +1020,12 @@
         </w:rPr>
         <w:t>以及自然法則與神的律法之間有相似之處（</w:t>
       </w:r>
-      <w:hyperlink r:id="rId44">
-        <w:r>
-          <w:rPr>
-            <w:lang w:val="zh_TW" w:bidi="zh_TW"/>
-          </w:rPr>
-          <w:rPr>
-            <w:color w:val="0000EE"/>
-            <w:u w:val="single"/>
-          </w:rPr>
-          <w:t>約1:1–18</w:t>
-        </w:r>
-      </w:hyperlink>
+      <w:r>
+        <w:rPr>
+          <w:lang w:val="zh_TW" w:bidi="zh_TW"/>
+        </w:rPr>
+        <w:t>約1:1–18</w:t>
+      </w:r>
       <w:r>
         <w:rPr>
           <w:lang w:val="zh_TW" w:bidi="zh_TW"/>
@@ -1337,144 +1097,96 @@
           <w:lang w:val="zh_TW" w:bidi="zh_TW"/>
         </w:rPr>
       </w:r>
-      <w:hyperlink r:id="rId45">
-        <w:r>
-          <w:rPr>
-            <w:lang w:val="zh_TW" w:bidi="zh_TW"/>
-          </w:rPr>
-          <w:rPr>
-            <w:color w:val="0000EE"/>
-            <w:u w:val="single"/>
-          </w:rPr>
-          <w:t>詩50:7–15</w:t>
-        </w:r>
-      </w:hyperlink>
+      <w:r>
+        <w:rPr>
+          <w:lang w:val="zh_TW" w:bidi="zh_TW"/>
+        </w:rPr>
+        <w:t>詩50:7–15</w:t>
+      </w:r>
       <w:r>
         <w:rPr>
           <w:lang w:val="zh_TW" w:bidi="zh_TW"/>
         </w:rPr>
         <w:t>；</w:t>
       </w:r>
-      <w:hyperlink r:id="rId46">
-        <w:r>
-          <w:rPr>
-            <w:lang w:val="zh_TW" w:bidi="zh_TW"/>
-          </w:rPr>
-          <w:rPr>
-            <w:color w:val="0000EE"/>
-            <w:u w:val="single"/>
-          </w:rPr>
-          <w:t>賽42:5–7</w:t>
-        </w:r>
-      </w:hyperlink>
+      <w:r>
+        <w:rPr>
+          <w:lang w:val="zh_TW" w:bidi="zh_TW"/>
+        </w:rPr>
+        <w:t>賽42:5–7</w:t>
+      </w:r>
       <w:r>
         <w:rPr>
           <w:lang w:val="zh_TW" w:bidi="zh_TW"/>
         </w:rPr>
         <w:t>；</w:t>
       </w:r>
-      <w:hyperlink r:id="rId47">
-        <w:r>
-          <w:rPr>
-            <w:lang w:val="zh_TW" w:bidi="zh_TW"/>
-          </w:rPr>
-          <w:rPr>
-            <w:color w:val="0000EE"/>
-            <w:u w:val="single"/>
-          </w:rPr>
-          <w:t>徒17:16–32</w:t>
-        </w:r>
-      </w:hyperlink>
+      <w:r>
+        <w:rPr>
+          <w:lang w:val="zh_TW" w:bidi="zh_TW"/>
+        </w:rPr>
+        <w:t>徒17:16–32</w:t>
+      </w:r>
       <w:r>
         <w:rPr>
           <w:lang w:val="zh_TW" w:bidi="zh_TW"/>
         </w:rPr>
         <w:t>；</w:t>
       </w:r>
-      <w:hyperlink r:id="rId48">
-        <w:r>
-          <w:rPr>
-            <w:lang w:val="zh_TW" w:bidi="zh_TW"/>
-          </w:rPr>
-          <w:rPr>
-            <w:color w:val="0000EE"/>
-            <w:u w:val="single"/>
-          </w:rPr>
-          <w:t>羅1:18–32</w:t>
-        </w:r>
-      </w:hyperlink>
+      <w:r>
+        <w:rPr>
+          <w:lang w:val="zh_TW" w:bidi="zh_TW"/>
+        </w:rPr>
+        <w:t>羅1:18–32</w:t>
+      </w:r>
       <w:r>
         <w:rPr>
           <w:lang w:val="zh_TW" w:bidi="zh_TW"/>
         </w:rPr>
         <w:t>；</w:t>
       </w:r>
-      <w:hyperlink r:id="rId49">
-        <w:r>
-          <w:rPr>
-            <w:lang w:val="zh_TW" w:bidi="zh_TW"/>
-          </w:rPr>
-          <w:rPr>
-            <w:color w:val="0000EE"/>
-            <w:u w:val="single"/>
-          </w:rPr>
-          <w:t>西1:15–23</w:t>
-        </w:r>
-      </w:hyperlink>
+      <w:r>
+        <w:rPr>
+          <w:lang w:val="zh_TW" w:bidi="zh_TW"/>
+        </w:rPr>
+        <w:t>西1:15–23</w:t>
+      </w:r>
       <w:r>
         <w:rPr>
           <w:lang w:val="zh_TW" w:bidi="zh_TW"/>
         </w:rPr>
         <w:t>，</w:t>
       </w:r>
-      <w:hyperlink r:id="rId50">
-        <w:r>
-          <w:rPr>
-            <w:lang w:val="zh_TW" w:bidi="zh_TW"/>
-          </w:rPr>
-          <w:rPr>
-            <w:color w:val="0000EE"/>
-            <w:u w:val="single"/>
-          </w:rPr>
-          <w:t>西2:6–12</w:t>
-        </w:r>
-      </w:hyperlink>
+      <w:r>
+        <w:rPr>
+          <w:lang w:val="zh_TW" w:bidi="zh_TW"/>
+        </w:rPr>
+        <w:t>西2:6–12</w:t>
+      </w:r>
       <w:r>
         <w:rPr>
           <w:lang w:val="zh_TW" w:bidi="zh_TW"/>
         </w:rPr>
         <w:t>；</w:t>
       </w:r>
-      <w:hyperlink r:id="rId51">
-        <w:r>
-          <w:rPr>
-            <w:lang w:val="zh_TW" w:bidi="zh_TW"/>
-          </w:rPr>
-          <w:rPr>
-            <w:color w:val="0000EE"/>
-            <w:u w:val="single"/>
-          </w:rPr>
-          <w:t>帖前1:9–10</w:t>
-        </w:r>
-      </w:hyperlink>
+      <w:r>
+        <w:rPr>
+          <w:lang w:val="zh_TW" w:bidi="zh_TW"/>
+        </w:rPr>
+        <w:t>帖前1:9–10</w:t>
+      </w:r>
       <w:r>
         <w:rPr>
           <w:lang w:val="zh_TW" w:bidi="zh_TW"/>
         </w:rPr>
         <w:t>；</w:t>
       </w:r>
-      <w:hyperlink r:id="rId52">
-        <w:r>
-          <w:rPr>
-            <w:lang w:val="zh_TW" w:bidi="zh_TW"/>
-          </w:rPr>
-          <w:rPr>
-            <w:color w:val="0000EE"/>
-            <w:u w:val="single"/>
-          </w:rPr>
-          <w:t>來1:1–4</w:t>
-        </w:r>
-      </w:hyperlink>
+      <w:r>
+        <w:rPr>
+          <w:lang w:val="zh_TW" w:bidi="zh_TW"/>
+        </w:rPr>
+        <w:t>來1:1–4</w:t>
+      </w:r>
       <w:r>
         <w:rPr>
           <w:lang w:val="zh_TW" w:bidi="zh_TW"/>
@@ -1561,18 +1273,12 @@
         </w:rPr>
         <w:t>這些求神毀滅惡人的禱告，源於對公義的渴望與對神的信靠。</w:t>
       </w:r>
-      <w:hyperlink r:id="rId53">
-        <w:r>
-          <w:rPr>
-            <w:lang w:val="zh_TW" w:bidi="zh_TW"/>
-          </w:rPr>
-          <w:rPr>
-            <w:color w:val="0000EE"/>
-            <w:u w:val="single"/>
-          </w:rPr>
-          <w:t>詩篇一篇6節</w:t>
-        </w:r>
-      </w:hyperlink>
+      <w:r>
+        <w:rPr>
+          <w:lang w:val="zh_TW" w:bidi="zh_TW"/>
+        </w:rPr>
+        <w:t>詩篇一篇6節</w:t>
+      </w:r>
       <w:r>
         <w:rPr>
           <w:lang w:val="zh_TW" w:bidi="zh_TW"/>
@@ -1621,162 +1327,108 @@
         </w:rPr>
         <w:t>他們切切盼望神的救贖，也求神使惡人受苦，如同他們自己所受的一樣，這是合乎報復的原則（</w:t>
       </w:r>
-      <w:hyperlink r:id="rId54">
-        <w:r>
-          <w:rPr>
-            <w:lang w:val="zh_TW" w:bidi="zh_TW"/>
-          </w:rPr>
-          <w:rPr>
-            <w:color w:val="0000EE"/>
-            <w:u w:val="single"/>
-          </w:rPr>
-          <w:t>詩5:10</w:t>
-        </w:r>
-      </w:hyperlink>
+      <w:r>
+        <w:rPr>
+          <w:lang w:val="zh_TW" w:bidi="zh_TW"/>
+        </w:rPr>
+        <w:t>詩5:10</w:t>
+      </w:r>
       <w:r>
         <w:rPr>
           <w:lang w:val="zh_TW" w:bidi="zh_TW"/>
         </w:rPr>
         <w:t>，</w:t>
       </w:r>
-      <w:hyperlink r:id="rId55">
-        <w:r>
-          <w:rPr>
-            <w:lang w:val="zh_TW" w:bidi="zh_TW"/>
-          </w:rPr>
-          <w:rPr>
-            <w:color w:val="0000EE"/>
-            <w:u w:val="single"/>
-          </w:rPr>
-          <w:t>6:10</w:t>
-        </w:r>
-      </w:hyperlink>
+      <w:r>
+        <w:rPr>
+          <w:lang w:val="zh_TW" w:bidi="zh_TW"/>
+        </w:rPr>
+        <w:t>6:10</w:t>
+      </w:r>
       <w:r>
         <w:rPr>
           <w:lang w:val="zh_TW" w:bidi="zh_TW"/>
         </w:rPr>
         <w:t>，</w:t>
       </w:r>
-      <w:hyperlink r:id="rId56">
-        <w:r>
-          <w:rPr>
-            <w:lang w:val="zh_TW" w:bidi="zh_TW"/>
-          </w:rPr>
-          <w:rPr>
-            <w:color w:val="0000EE"/>
-            <w:u w:val="single"/>
-          </w:rPr>
-          <w:t>7:9</w:t>
-        </w:r>
-      </w:hyperlink>
+      <w:r>
+        <w:rPr>
+          <w:lang w:val="zh_TW" w:bidi="zh_TW"/>
+        </w:rPr>
+        <w:t>7:9</w:t>
+      </w:r>
       <w:r>
         <w:rPr>
           <w:lang w:val="zh_TW" w:bidi="zh_TW"/>
         </w:rPr>
         <w:t>，</w:t>
       </w:r>
-      <w:hyperlink r:id="rId57">
-        <w:r>
-          <w:rPr>
-            <w:lang w:val="zh_TW" w:bidi="zh_TW"/>
-          </w:rPr>
-          <w:rPr>
-            <w:color w:val="0000EE"/>
-            <w:u w:val="single"/>
-          </w:rPr>
-          <w:t>9:19–20</w:t>
-        </w:r>
-      </w:hyperlink>
+      <w:r>
+        <w:rPr>
+          <w:lang w:val="zh_TW" w:bidi="zh_TW"/>
+        </w:rPr>
+        <w:t>9:19–20</w:t>
+      </w:r>
       <w:r>
         <w:rPr>
           <w:lang w:val="zh_TW" w:bidi="zh_TW"/>
         </w:rPr>
         <w:t>，</w:t>
       </w:r>
-      <w:hyperlink r:id="rId58">
-        <w:r>
-          <w:rPr>
-            <w:lang w:val="zh_TW" w:bidi="zh_TW"/>
-          </w:rPr>
-          <w:rPr>
-            <w:color w:val="0000EE"/>
-            <w:u w:val="single"/>
-          </w:rPr>
-          <w:t>28:4</w:t>
-        </w:r>
-      </w:hyperlink>
+      <w:r>
+        <w:rPr>
+          <w:lang w:val="zh_TW" w:bidi="zh_TW"/>
+        </w:rPr>
+        <w:t>28:4</w:t>
+      </w:r>
       <w:r>
         <w:rPr>
           <w:lang w:val="zh_TW" w:bidi="zh_TW"/>
         </w:rPr>
         <w:t>，</w:t>
       </w:r>
-      <w:hyperlink r:id="rId59">
-        <w:r>
-          <w:rPr>
-            <w:lang w:val="zh_TW" w:bidi="zh_TW"/>
-          </w:rPr>
-          <w:rPr>
-            <w:color w:val="0000EE"/>
-            <w:u w:val="single"/>
-          </w:rPr>
-          <w:t>56:7</w:t>
-        </w:r>
-      </w:hyperlink>
+      <w:r>
+        <w:rPr>
+          <w:lang w:val="zh_TW" w:bidi="zh_TW"/>
+        </w:rPr>
+        <w:t>56:7</w:t>
+      </w:r>
       <w:r>
         <w:rPr>
           <w:lang w:val="zh_TW" w:bidi="zh_TW"/>
         </w:rPr>
         <w:t>，</w:t>
       </w:r>
-      <w:hyperlink r:id="rId60">
-        <w:r>
-          <w:rPr>
-            <w:lang w:val="zh_TW" w:bidi="zh_TW"/>
-          </w:rPr>
-          <w:rPr>
-            <w:color w:val="0000EE"/>
-            <w:u w:val="single"/>
-          </w:rPr>
-          <w:t>104:35</w:t>
-        </w:r>
-      </w:hyperlink>
+      <w:r>
+        <w:rPr>
+          <w:lang w:val="zh_TW" w:bidi="zh_TW"/>
+        </w:rPr>
+        <w:t>104:35</w:t>
+      </w:r>
       <w:r>
         <w:rPr>
           <w:lang w:val="zh_TW" w:bidi="zh_TW"/>
         </w:rPr>
         <w:t>，</w:t>
       </w:r>
-      <w:hyperlink r:id="rId61">
-        <w:r>
-          <w:rPr>
-            <w:lang w:val="zh_TW" w:bidi="zh_TW"/>
-          </w:rPr>
-          <w:rPr>
-            <w:color w:val="0000EE"/>
-            <w:u w:val="single"/>
-          </w:rPr>
-          <w:t>137:7–9</w:t>
-        </w:r>
-      </w:hyperlink>
+      <w:r>
+        <w:rPr>
+          <w:lang w:val="zh_TW" w:bidi="zh_TW"/>
+        </w:rPr>
+        <w:t>137:7–9</w:t>
+      </w:r>
       <w:r>
         <w:rPr>
           <w:lang w:val="zh_TW" w:bidi="zh_TW"/>
         </w:rPr>
         <w:t>，</w:t>
       </w:r>
-      <w:hyperlink r:id="rId62">
-        <w:r>
-          <w:rPr>
-            <w:lang w:val="zh_TW" w:bidi="zh_TW"/>
-          </w:rPr>
-          <w:rPr>
-            <w:color w:val="0000EE"/>
-            <w:u w:val="single"/>
-          </w:rPr>
-          <w:t>139:19</w:t>
-        </w:r>
-      </w:hyperlink>
+      <w:r>
+        <w:rPr>
+          <w:lang w:val="zh_TW" w:bidi="zh_TW"/>
+        </w:rPr>
+        <w:t>139:19</w:t>
+      </w:r>
       <w:r>
         <w:rPr>
           <w:lang w:val="zh_TW" w:bidi="zh_TW"/>
@@ -1811,72 +1463,48 @@
         </w:rPr>
         <w:t>然而，那原本應臨到罪人的嚴厲刑罰，因耶穌基督在十字架上痛苦的受死而轉變。神的這個行動教導我們，當為那些敵對我們的人禱告。耶穌的確會審判萬民，並最終除滅一切邪惡（見</w:t>
       </w:r>
-      <w:hyperlink r:id="rId63">
-        <w:r>
-          <w:rPr>
-            <w:lang w:val="zh_TW" w:bidi="zh_TW"/>
-          </w:rPr>
-          <w:rPr>
-            <w:color w:val="0000EE"/>
-            <w:u w:val="single"/>
-          </w:rPr>
-          <w:t>啟19:11–21</w:t>
-        </w:r>
-      </w:hyperlink>
+      <w:r>
+        <w:rPr>
+          <w:lang w:val="zh_TW" w:bidi="zh_TW"/>
+        </w:rPr>
+        <w:t>啟19:11–21</w:t>
+      </w:r>
       <w:r>
         <w:rPr>
           <w:lang w:val="zh_TW" w:bidi="zh_TW"/>
         </w:rPr>
         <w:t>）。基督徒等待那最終審判的時期，他們當以耶穌的愛去愛人（</w:t>
       </w:r>
-      <w:hyperlink r:id="rId64">
-        <w:r>
-          <w:rPr>
-            <w:lang w:val="zh_TW" w:bidi="zh_TW"/>
-          </w:rPr>
-          <w:rPr>
-            <w:color w:val="0000EE"/>
-            <w:u w:val="single"/>
-          </w:rPr>
-          <w:t>約13:34</w:t>
-        </w:r>
-      </w:hyperlink>
+      <w:r>
+        <w:rPr>
+          <w:lang w:val="zh_TW" w:bidi="zh_TW"/>
+        </w:rPr>
+        <w:t>約13:34</w:t>
+      </w:r>
       <w:r>
         <w:rPr>
           <w:lang w:val="zh_TW" w:bidi="zh_TW"/>
         </w:rPr>
         <w:t>），為仇敵禱告，並饒恕他們（</w:t>
       </w:r>
-      <w:hyperlink r:id="rId65">
-        <w:r>
-          <w:rPr>
-            <w:lang w:val="zh_TW" w:bidi="zh_TW"/>
-          </w:rPr>
-          <w:rPr>
-            <w:color w:val="0000EE"/>
-            <w:u w:val="single"/>
-          </w:rPr>
-          <w:t>太5:38–48</w:t>
-        </w:r>
-      </w:hyperlink>
+      <w:r>
+        <w:rPr>
+          <w:lang w:val="zh_TW" w:bidi="zh_TW"/>
+        </w:rPr>
+        <w:t>太5:38–48</w:t>
+      </w:r>
       <w:r>
         <w:rPr>
           <w:lang w:val="zh_TW" w:bidi="zh_TW"/>
         </w:rPr>
         <w:t>；</w:t>
       </w:r>
-      <w:hyperlink r:id="rId66">
-        <w:r>
-          <w:rPr>
-            <w:lang w:val="zh_TW" w:bidi="zh_TW"/>
-          </w:rPr>
-          <w:rPr>
-            <w:color w:val="0000EE"/>
-            <w:u w:val="single"/>
-          </w:rPr>
-          <w:t>西3:13</w:t>
-        </w:r>
-      </w:hyperlink>
+      <w:r>
+        <w:rPr>
+          <w:lang w:val="zh_TW" w:bidi="zh_TW"/>
+        </w:rPr>
+        <w:t>西3:13</w:t>
+      </w:r>
       <w:r>
         <w:rPr>
           <w:lang w:val="zh_TW" w:bidi="zh_TW"/>
@@ -1906,396 +1534,264 @@
           <w:lang w:val="zh_TW" w:bidi="zh_TW"/>
         </w:rPr>
       </w:r>
-      <w:hyperlink r:id="rId67">
-        <w:r>
-          <w:rPr>
-            <w:lang w:val="zh_TW" w:bidi="zh_TW"/>
-          </w:rPr>
-          <w:rPr>
-            <w:color w:val="0000EE"/>
-            <w:u w:val="single"/>
-          </w:rPr>
-          <w:t>代下24:22</w:t>
-        </w:r>
-      </w:hyperlink>
+      <w:r>
+        <w:rPr>
+          <w:lang w:val="zh_TW" w:bidi="zh_TW"/>
+        </w:rPr>
+        <w:t>代下24:22</w:t>
+      </w:r>
       <w:r>
         <w:rPr>
           <w:lang w:val="zh_TW" w:bidi="zh_TW"/>
         </w:rPr>
         <w:t>；</w:t>
       </w:r>
-      <w:hyperlink r:id="rId68">
-        <w:r>
-          <w:rPr>
-            <w:lang w:val="zh_TW" w:bidi="zh_TW"/>
-          </w:rPr>
-          <w:rPr>
-            <w:color w:val="0000EE"/>
-            <w:u w:val="single"/>
-          </w:rPr>
-          <w:t>尼4:5</w:t>
-        </w:r>
-      </w:hyperlink>
+      <w:r>
+        <w:rPr>
+          <w:lang w:val="zh_TW" w:bidi="zh_TW"/>
+        </w:rPr>
+        <w:t>尼4:5</w:t>
+      </w:r>
       <w:r>
         <w:rPr>
           <w:lang w:val="zh_TW" w:bidi="zh_TW"/>
         </w:rPr>
         <w:t>；</w:t>
       </w:r>
-      <w:hyperlink r:id="rId69">
-        <w:r>
-          <w:rPr>
-            <w:lang w:val="zh_TW" w:bidi="zh_TW"/>
-          </w:rPr>
-          <w:rPr>
-            <w:color w:val="0000EE"/>
-            <w:u w:val="single"/>
-          </w:rPr>
-          <w:t>詩3:7</w:t>
-        </w:r>
-      </w:hyperlink>
+      <w:r>
+        <w:rPr>
+          <w:lang w:val="zh_TW" w:bidi="zh_TW"/>
+        </w:rPr>
+        <w:t>詩3:7</w:t>
+      </w:r>
       <w:r>
         <w:rPr>
           <w:lang w:val="zh_TW" w:bidi="zh_TW"/>
         </w:rPr>
         <w:t>，</w:t>
       </w:r>
-      <w:hyperlink r:id="rId57">
-        <w:r>
-          <w:rPr>
-            <w:lang w:val="zh_TW" w:bidi="zh_TW"/>
-          </w:rPr>
-          <w:rPr>
-            <w:color w:val="0000EE"/>
-            <w:u w:val="single"/>
-          </w:rPr>
-          <w:t>9:19–20</w:t>
-        </w:r>
-      </w:hyperlink>
+      <w:r>
+        <w:rPr>
+          <w:lang w:val="zh_TW" w:bidi="zh_TW"/>
+        </w:rPr>
+        <w:t>9:19–20</w:t>
+      </w:r>
       <w:r>
         <w:rPr>
           <w:lang w:val="zh_TW" w:bidi="zh_TW"/>
         </w:rPr>
         <w:t>，</w:t>
       </w:r>
-      <w:hyperlink r:id="rId70">
-        <w:r>
-          <w:rPr>
-            <w:lang w:val="zh_TW" w:bidi="zh_TW"/>
-          </w:rPr>
-          <w:rPr>
-            <w:color w:val="0000EE"/>
-            <w:u w:val="single"/>
-          </w:rPr>
-          <w:t>10:15</w:t>
-        </w:r>
-      </w:hyperlink>
+      <w:r>
+        <w:rPr>
+          <w:lang w:val="zh_TW" w:bidi="zh_TW"/>
+        </w:rPr>
+        <w:t>10:15</w:t>
+      </w:r>
       <w:r>
         <w:rPr>
           <w:lang w:val="zh_TW" w:bidi="zh_TW"/>
         </w:rPr>
         <w:t>，</w:t>
       </w:r>
-      <w:hyperlink r:id="rId71">
-        <w:r>
-          <w:rPr>
-            <w:lang w:val="zh_TW" w:bidi="zh_TW"/>
-          </w:rPr>
-          <w:rPr>
-            <w:color w:val="0000EE"/>
-            <w:u w:val="single"/>
-          </w:rPr>
-          <w:t>12:3</w:t>
-        </w:r>
-      </w:hyperlink>
+      <w:r>
+        <w:rPr>
+          <w:lang w:val="zh_TW" w:bidi="zh_TW"/>
+        </w:rPr>
+        <w:t>12:3</w:t>
+      </w:r>
       <w:r>
         <w:rPr>
           <w:lang w:val="zh_TW" w:bidi="zh_TW"/>
         </w:rPr>
         <w:t>，</w:t>
       </w:r>
-      <w:hyperlink r:id="rId72">
-        <w:r>
-          <w:rPr>
-            <w:lang w:val="zh_TW" w:bidi="zh_TW"/>
-          </w:rPr>
-          <w:rPr>
-            <w:color w:val="0000EE"/>
-            <w:u w:val="single"/>
-          </w:rPr>
-          <w:t>41:10</w:t>
-        </w:r>
-      </w:hyperlink>
+      <w:r>
+        <w:rPr>
+          <w:lang w:val="zh_TW" w:bidi="zh_TW"/>
+        </w:rPr>
+        <w:t>41:10</w:t>
+      </w:r>
       <w:r>
         <w:rPr>
           <w:lang w:val="zh_TW" w:bidi="zh_TW"/>
         </w:rPr>
         <w:t>，</w:t>
       </w:r>
-      <w:hyperlink r:id="rId73">
-        <w:r>
-          <w:rPr>
-            <w:lang w:val="zh_TW" w:bidi="zh_TW"/>
-          </w:rPr>
-          <w:rPr>
-            <w:color w:val="0000EE"/>
-            <w:u w:val="single"/>
-          </w:rPr>
-          <w:t>55:15</w:t>
-        </w:r>
-      </w:hyperlink>
+      <w:r>
+        <w:rPr>
+          <w:lang w:val="zh_TW" w:bidi="zh_TW"/>
+        </w:rPr>
+        <w:t>55:15</w:t>
+      </w:r>
       <w:r>
         <w:rPr>
           <w:lang w:val="zh_TW" w:bidi="zh_TW"/>
         </w:rPr>
         <w:t>，</w:t>
       </w:r>
-      <w:hyperlink r:id="rId74">
-        <w:r>
-          <w:rPr>
-            <w:lang w:val="zh_TW" w:bidi="zh_TW"/>
-          </w:rPr>
-          <w:rPr>
-            <w:color w:val="0000EE"/>
-            <w:u w:val="single"/>
-          </w:rPr>
-          <w:t>69:22–28</w:t>
-        </w:r>
-      </w:hyperlink>
+      <w:r>
+        <w:rPr>
+          <w:lang w:val="zh_TW" w:bidi="zh_TW"/>
+        </w:rPr>
+        <w:t>69:22–28</w:t>
+      </w:r>
       <w:r>
         <w:rPr>
           <w:lang w:val="zh_TW" w:bidi="zh_TW"/>
         </w:rPr>
         <w:t>，</w:t>
       </w:r>
-      <w:hyperlink r:id="rId75">
-        <w:r>
-          <w:rPr>
-            <w:lang w:val="zh_TW" w:bidi="zh_TW"/>
-          </w:rPr>
-          <w:rPr>
-            <w:color w:val="0000EE"/>
-            <w:u w:val="single"/>
-          </w:rPr>
-          <w:t>79:6</w:t>
-        </w:r>
-      </w:hyperlink>
+      <w:r>
+        <w:rPr>
+          <w:lang w:val="zh_TW" w:bidi="zh_TW"/>
+        </w:rPr>
+        <w:t>79:6</w:t>
+      </w:r>
       <w:r>
         <w:rPr>
           <w:lang w:val="zh_TW" w:bidi="zh_TW"/>
         </w:rPr>
         <w:t>，</w:t>
       </w:r>
-      <w:hyperlink r:id="rId76">
-        <w:r>
-          <w:rPr>
-            <w:lang w:val="zh_TW" w:bidi="zh_TW"/>
-          </w:rPr>
-          <w:rPr>
-            <w:color w:val="0000EE"/>
-            <w:u w:val="single"/>
-          </w:rPr>
-          <w:t>109:6–20</w:t>
-        </w:r>
-      </w:hyperlink>
+      <w:r>
+        <w:rPr>
+          <w:lang w:val="zh_TW" w:bidi="zh_TW"/>
+        </w:rPr>
+        <w:t>109:6–20</w:t>
+      </w:r>
       <w:r>
         <w:rPr>
           <w:lang w:val="zh_TW" w:bidi="zh_TW"/>
         </w:rPr>
         <w:t>，</w:t>
       </w:r>
-      <w:hyperlink r:id="rId77">
-        <w:r>
-          <w:rPr>
-            <w:lang w:val="zh_TW" w:bidi="zh_TW"/>
-          </w:rPr>
-          <w:rPr>
-            <w:color w:val="0000EE"/>
-            <w:u w:val="single"/>
-          </w:rPr>
-          <w:t>110:5–6</w:t>
-        </w:r>
-      </w:hyperlink>
+      <w:r>
+        <w:rPr>
+          <w:lang w:val="zh_TW" w:bidi="zh_TW"/>
+        </w:rPr>
+        <w:t>110:5–6</w:t>
+      </w:r>
       <w:r>
         <w:rPr>
           <w:lang w:val="zh_TW" w:bidi="zh_TW"/>
         </w:rPr>
         <w:t>，</w:t>
       </w:r>
-      <w:hyperlink r:id="rId78">
-        <w:r>
-          <w:rPr>
-            <w:lang w:val="zh_TW" w:bidi="zh_TW"/>
-          </w:rPr>
-          <w:rPr>
-            <w:color w:val="0000EE"/>
-            <w:u w:val="single"/>
-          </w:rPr>
-          <w:t>137:1–9</w:t>
-        </w:r>
-      </w:hyperlink>
+      <w:r>
+        <w:rPr>
+          <w:lang w:val="zh_TW" w:bidi="zh_TW"/>
+        </w:rPr>
+        <w:t>137:1–9</w:t>
+      </w:r>
       <w:r>
         <w:rPr>
           <w:lang w:val="zh_TW" w:bidi="zh_TW"/>
         </w:rPr>
         <w:t>；</w:t>
       </w:r>
-      <w:hyperlink r:id="rId79">
-        <w:r>
-          <w:rPr>
-            <w:lang w:val="zh_TW" w:bidi="zh_TW"/>
-          </w:rPr>
-          <w:rPr>
-            <w:color w:val="0000EE"/>
-            <w:u w:val="single"/>
-          </w:rPr>
-          <w:t>賽61:2</w:t>
-        </w:r>
-      </w:hyperlink>
+      <w:r>
+        <w:rPr>
+          <w:lang w:val="zh_TW" w:bidi="zh_TW"/>
+        </w:rPr>
+        <w:t>賽61:2</w:t>
+      </w:r>
       <w:r>
         <w:rPr>
           <w:lang w:val="zh_TW" w:bidi="zh_TW"/>
         </w:rPr>
         <w:t>；</w:t>
       </w:r>
-      <w:hyperlink r:id="rId80">
-        <w:r>
-          <w:rPr>
-            <w:lang w:val="zh_TW" w:bidi="zh_TW"/>
-          </w:rPr>
-          <w:rPr>
-            <w:color w:val="0000EE"/>
-            <w:u w:val="single"/>
-          </w:rPr>
-          <w:t>耶11:20–23</w:t>
-        </w:r>
-      </w:hyperlink>
+      <w:r>
+        <w:rPr>
+          <w:lang w:val="zh_TW" w:bidi="zh_TW"/>
+        </w:rPr>
+        <w:t>耶11:20–23</w:t>
+      </w:r>
       <w:r>
         <w:rPr>
           <w:lang w:val="zh_TW" w:bidi="zh_TW"/>
         </w:rPr>
         <w:t>，</w:t>
       </w:r>
-      <w:hyperlink r:id="rId81">
-        <w:r>
-          <w:rPr>
-            <w:lang w:val="zh_TW" w:bidi="zh_TW"/>
-          </w:rPr>
-          <w:rPr>
-            <w:color w:val="0000EE"/>
-            <w:u w:val="single"/>
-          </w:rPr>
-          <w:t>18:19–23</w:t>
-        </w:r>
-      </w:hyperlink>
+      <w:r>
+        <w:rPr>
+          <w:lang w:val="zh_TW" w:bidi="zh_TW"/>
+        </w:rPr>
+        <w:t>18:19–23</w:t>
+      </w:r>
       <w:r>
         <w:rPr>
           <w:lang w:val="zh_TW" w:bidi="zh_TW"/>
         </w:rPr>
         <w:t>，</w:t>
       </w:r>
-      <w:hyperlink r:id="rId82">
-        <w:r>
-          <w:rPr>
-            <w:lang w:val="zh_TW" w:bidi="zh_TW"/>
-          </w:rPr>
-          <w:rPr>
-            <w:color w:val="0000EE"/>
-            <w:u w:val="single"/>
-          </w:rPr>
-          <w:t>51:35</w:t>
-        </w:r>
-      </w:hyperlink>
+      <w:r>
+        <w:rPr>
+          <w:lang w:val="zh_TW" w:bidi="zh_TW"/>
+        </w:rPr>
+        <w:t>51:35</w:t>
+      </w:r>
       <w:r>
         <w:rPr>
           <w:lang w:val="zh_TW" w:bidi="zh_TW"/>
         </w:rPr>
         <w:t>；</w:t>
       </w:r>
-      <w:hyperlink r:id="rId83">
-        <w:r>
-          <w:rPr>
-            <w:lang w:val="zh_TW" w:bidi="zh_TW"/>
-          </w:rPr>
-          <w:rPr>
-            <w:color w:val="0000EE"/>
-            <w:u w:val="single"/>
-          </w:rPr>
-          <w:t>哀1:22</w:t>
-        </w:r>
-      </w:hyperlink>
+      <w:r>
+        <w:rPr>
+          <w:lang w:val="zh_TW" w:bidi="zh_TW"/>
+        </w:rPr>
+        <w:t>哀1:22</w:t>
+      </w:r>
       <w:r>
         <w:rPr>
           <w:lang w:val="zh_TW" w:bidi="zh_TW"/>
         </w:rPr>
         <w:t>，</w:t>
       </w:r>
-      <w:hyperlink r:id="rId84">
-        <w:r>
-          <w:rPr>
-            <w:lang w:val="zh_TW" w:bidi="zh_TW"/>
-          </w:rPr>
-          <w:rPr>
-            <w:color w:val="0000EE"/>
-            <w:u w:val="single"/>
-          </w:rPr>
-          <w:t>3:64–66</w:t>
-        </w:r>
-      </w:hyperlink>
+      <w:r>
+        <w:rPr>
+          <w:lang w:val="zh_TW" w:bidi="zh_TW"/>
+        </w:rPr>
+        <w:t>3:64–66</w:t>
+      </w:r>
       <w:r>
         <w:rPr>
           <w:lang w:val="zh_TW" w:bidi="zh_TW"/>
         </w:rPr>
         <w:t>；</w:t>
       </w:r>
-      <w:hyperlink r:id="rId85">
-        <w:r>
-          <w:rPr>
-            <w:lang w:val="zh_TW" w:bidi="zh_TW"/>
-          </w:rPr>
-          <w:rPr>
-            <w:color w:val="0000EE"/>
-            <w:u w:val="single"/>
-          </w:rPr>
-          <w:t>徒1:20</w:t>
-        </w:r>
-      </w:hyperlink>
+      <w:r>
+        <w:rPr>
+          <w:lang w:val="zh_TW" w:bidi="zh_TW"/>
+        </w:rPr>
+        <w:t>徒1:20</w:t>
+      </w:r>
       <w:r>
         <w:rPr>
           <w:lang w:val="zh_TW" w:bidi="zh_TW"/>
         </w:rPr>
         <w:t>；</w:t>
       </w:r>
-      <w:hyperlink r:id="rId86">
-        <w:r>
-          <w:rPr>
-            <w:lang w:val="zh_TW" w:bidi="zh_TW"/>
-          </w:rPr>
-          <w:rPr>
-            <w:color w:val="0000EE"/>
-            <w:u w:val="single"/>
-          </w:rPr>
-          <w:t>羅11:9–10</w:t>
-        </w:r>
-      </w:hyperlink>
+      <w:r>
+        <w:rPr>
+          <w:lang w:val="zh_TW" w:bidi="zh_TW"/>
+        </w:rPr>
+        <w:t>羅11:9–10</w:t>
+      </w:r>
       <w:r>
         <w:rPr>
           <w:lang w:val="zh_TW" w:bidi="zh_TW"/>
         </w:rPr>
         <w:t>；</w:t>
       </w:r>
-      <w:hyperlink r:id="rId87">
-        <w:r>
-          <w:rPr>
-            <w:lang w:val="zh_TW" w:bidi="zh_TW"/>
-          </w:rPr>
-          <w:rPr>
-            <w:color w:val="0000EE"/>
-            <w:u w:val="single"/>
-          </w:rPr>
-          <w:t>啟6:10</w:t>
-        </w:r>
-      </w:hyperlink>
+      <w:r>
+        <w:rPr>
+          <w:lang w:val="zh_TW" w:bidi="zh_TW"/>
+        </w:rPr>
+        <w:t>啟6:10</w:t>
+      </w:r>
       <w:r>
         <w:rPr>
           <w:lang w:val="zh_TW" w:bidi="zh_TW"/>
@@ -2344,18 +1840,12 @@
         </w:rPr>
         <w:t>使徒保羅在獄中寫道：「因我活著就是基督」（</w:t>
       </w:r>
-      <w:hyperlink r:id="rId88">
-        <w:r>
-          <w:rPr>
-            <w:lang w:val="zh_TW" w:bidi="zh_TW"/>
-          </w:rPr>
-          <w:rPr>
-            <w:color w:val="0000EE"/>
-            <w:u w:val="single"/>
-          </w:rPr>
-          <w:t>1:21</w:t>
-        </w:r>
-      </w:hyperlink>
+      <w:r>
+        <w:rPr>
+          <w:lang w:val="zh_TW" w:bidi="zh_TW"/>
+        </w:rPr>
+        <w:t>1:21</w:t>
+      </w:r>
       <w:r>
         <w:rPr>
           <w:lang w:val="zh_TW" w:bidi="zh_TW"/>
@@ -2391,18 +1881,12 @@
         </w:rPr>
         <w:t>這包括他們的救恩。他們奉獻生命、事奉基督，來表達感恩之心（見</w:t>
       </w:r>
-      <w:hyperlink r:id="rId89">
-        <w:r>
-          <w:rPr>
-            <w:lang w:val="zh_TW" w:bidi="zh_TW"/>
-          </w:rPr>
-          <w:rPr>
-            <w:color w:val="0000EE"/>
-            <w:u w:val="single"/>
-          </w:rPr>
-          <w:t>羅12:1</w:t>
-        </w:r>
-      </w:hyperlink>
+      <w:r>
+        <w:rPr>
+          <w:lang w:val="zh_TW" w:bidi="zh_TW"/>
+        </w:rPr>
+        <w:t>羅12:1</w:t>
+      </w:r>
       <w:r>
         <w:rPr>
           <w:lang w:val="zh_TW" w:bidi="zh_TW"/>
@@ -2434,36 +1918,24 @@
         </w:rPr>
         <w:t>他們順從基督在生命中的引導，明白自己是屬主的人，不再為自己而活（見</w:t>
       </w:r>
-      <w:hyperlink r:id="rId90">
-        <w:r>
-          <w:rPr>
-            <w:lang w:val="zh_TW" w:bidi="zh_TW"/>
-          </w:rPr>
-          <w:rPr>
-            <w:color w:val="0000EE"/>
-            <w:u w:val="single"/>
-          </w:rPr>
-          <w:t>羅14:7–9</w:t>
-        </w:r>
-      </w:hyperlink>
+      <w:r>
+        <w:rPr>
+          <w:lang w:val="zh_TW" w:bidi="zh_TW"/>
+        </w:rPr>
+        <w:t>羅14:7–9</w:t>
+      </w:r>
       <w:r>
         <w:rPr>
           <w:lang w:val="zh_TW" w:bidi="zh_TW"/>
         </w:rPr>
         <w:t>；</w:t>
       </w:r>
-      <w:hyperlink r:id="rId91">
-        <w:r>
-          <w:rPr>
-            <w:lang w:val="zh_TW" w:bidi="zh_TW"/>
-          </w:rPr>
-          <w:rPr>
-            <w:color w:val="0000EE"/>
-            <w:u w:val="single"/>
-          </w:rPr>
-          <w:t>林後5:14–15</w:t>
-        </w:r>
-      </w:hyperlink>
+      <w:r>
+        <w:rPr>
+          <w:lang w:val="zh_TW" w:bidi="zh_TW"/>
+        </w:rPr>
+        <w:t>林後5:14–15</w:t>
+      </w:r>
       <w:r>
         <w:rPr>
           <w:lang w:val="zh_TW" w:bidi="zh_TW"/>
@@ -2495,102 +1967,66 @@
         </w:rPr>
         <w:t>他們已經「與基督同死」，如今也「向神在基督耶穌裡，卻當看自己是活的」（見</w:t>
       </w:r>
-      <w:hyperlink r:id="rId92">
-        <w:r>
-          <w:rPr>
-            <w:lang w:val="zh_TW" w:bidi="zh_TW"/>
-          </w:rPr>
-          <w:rPr>
-            <w:color w:val="0000EE"/>
-            <w:u w:val="single"/>
-          </w:rPr>
-          <w:t>羅6:3–14</w:t>
-        </w:r>
-      </w:hyperlink>
+      <w:r>
+        <w:rPr>
+          <w:lang w:val="zh_TW" w:bidi="zh_TW"/>
+        </w:rPr>
+        <w:t>羅6:3–14</w:t>
+      </w:r>
       <w:r>
         <w:rPr>
           <w:lang w:val="zh_TW" w:bidi="zh_TW"/>
         </w:rPr>
         <w:t>；參</w:t>
       </w:r>
-      <w:hyperlink r:id="rId93">
-        <w:r>
-          <w:rPr>
-            <w:lang w:val="zh_TW" w:bidi="zh_TW"/>
-          </w:rPr>
-          <w:rPr>
-            <w:color w:val="0000EE"/>
-            <w:u w:val="single"/>
-          </w:rPr>
-          <w:t>加2:19–20</w:t>
-        </w:r>
-      </w:hyperlink>
+      <w:r>
+        <w:rPr>
+          <w:lang w:val="zh_TW" w:bidi="zh_TW"/>
+        </w:rPr>
+        <w:t>加2:19–20</w:t>
+      </w:r>
       <w:r>
         <w:rPr>
           <w:lang w:val="zh_TW" w:bidi="zh_TW"/>
         </w:rPr>
         <w:t>）。他們在基督裡擁有新的身份（</w:t>
       </w:r>
-      <w:hyperlink r:id="rId94">
-        <w:r>
-          <w:rPr>
-            <w:lang w:val="zh_TW" w:bidi="zh_TW"/>
-          </w:rPr>
-          <w:rPr>
-            <w:color w:val="0000EE"/>
-            <w:u w:val="single"/>
-          </w:rPr>
-          <w:t>羅8:14–17</w:t>
-        </w:r>
-      </w:hyperlink>
+      <w:r>
+        <w:rPr>
+          <w:lang w:val="zh_TW" w:bidi="zh_TW"/>
+        </w:rPr>
+        <w:t>羅8:14–17</w:t>
+      </w:r>
       <w:r>
         <w:rPr>
           <w:lang w:val="zh_TW" w:bidi="zh_TW"/>
         </w:rPr>
         <w:t>；</w:t>
       </w:r>
-      <w:hyperlink r:id="rId95">
-        <w:r>
-          <w:rPr>
-            <w:lang w:val="zh_TW" w:bidi="zh_TW"/>
-          </w:rPr>
-          <w:rPr>
-            <w:color w:val="0000EE"/>
-            <w:u w:val="single"/>
-          </w:rPr>
-          <w:t>弗1:11、</w:t>
-        </w:r>
-      </w:hyperlink>
-      <w:hyperlink r:id="rId96">
-        <w:r>
-          <w:rPr>
-            <w:lang w:val="zh_TW" w:bidi="zh_TW"/>
-          </w:rPr>
-          <w:rPr>
-            <w:color w:val="0000EE"/>
-            <w:u w:val="single"/>
-          </w:rPr>
-          <w:t>14</w:t>
-        </w:r>
-      </w:hyperlink>
+      <w:r>
+        <w:rPr>
+          <w:lang w:val="zh_TW" w:bidi="zh_TW"/>
+        </w:rPr>
+        <w:t>弗1:11、</w:t>
+      </w:r>
+      <w:r>
+        <w:rPr>
+          <w:lang w:val="zh_TW" w:bidi="zh_TW"/>
+        </w:rPr>
+        <w:t>14</w:t>
+      </w:r>
       <w:r>
         <w:rPr>
           <w:lang w:val="zh_TW" w:bidi="zh_TW"/>
         </w:rPr>
         <w:t>；</w:t>
       </w:r>
-      <w:hyperlink r:id="rId97">
-        <w:r>
-          <w:rPr>
-            <w:lang w:val="zh_TW" w:bidi="zh_TW"/>
-          </w:rPr>
-          <w:rPr>
-            <w:color w:val="0000EE"/>
-            <w:u w:val="single"/>
-          </w:rPr>
-          <w:t>腓3:20</w:t>
-        </w:r>
-      </w:hyperlink>
+      <w:r>
+        <w:rPr>
+          <w:lang w:val="zh_TW" w:bidi="zh_TW"/>
+        </w:rPr>
+        <w:t>腓3:20</w:t>
+      </w:r>
       <w:r>
         <w:rPr>
           <w:lang w:val="zh_TW" w:bidi="zh_TW"/>
@@ -2622,54 +2058,36 @@
         </w:rPr>
         <w:t>從前看重的世俗事物如今都失去吸引力。認識基督的無比寶貴，遠遠超過一切（</w:t>
       </w:r>
-      <w:hyperlink r:id="rId98">
-        <w:r>
-          <w:rPr>
-            <w:lang w:val="zh_TW" w:bidi="zh_TW"/>
-          </w:rPr>
-          <w:rPr>
-            <w:color w:val="0000EE"/>
-            <w:u w:val="single"/>
-          </w:rPr>
-          <w:t>腓3:7–11</w:t>
-        </w:r>
-      </w:hyperlink>
+      <w:r>
+        <w:rPr>
+          <w:lang w:val="zh_TW" w:bidi="zh_TW"/>
+        </w:rPr>
+        <w:t>腓3:7–11</w:t>
+      </w:r>
       <w:r>
         <w:rPr>
           <w:lang w:val="zh_TW" w:bidi="zh_TW"/>
         </w:rPr>
         <w:t>；</w:t>
       </w:r>
-      <w:hyperlink r:id="rId99">
-        <w:r>
-          <w:rPr>
-            <w:lang w:val="zh_TW" w:bidi="zh_TW"/>
-          </w:rPr>
-          <w:rPr>
-            <w:color w:val="0000EE"/>
-            <w:u w:val="single"/>
-          </w:rPr>
-          <w:t>弗1:3–3:21</w:t>
-        </w:r>
-      </w:hyperlink>
+      <w:r>
+        <w:rPr>
+          <w:lang w:val="zh_TW" w:bidi="zh_TW"/>
+        </w:rPr>
+        <w:t>弗1:3–3:21</w:t>
+      </w:r>
       <w:r>
         <w:rPr>
           <w:lang w:val="zh_TW" w:bidi="zh_TW"/>
         </w:rPr>
         <w:t>；</w:t>
       </w:r>
-      <w:hyperlink r:id="rId100">
-        <w:r>
-          <w:rPr>
-            <w:lang w:val="zh_TW" w:bidi="zh_TW"/>
-          </w:rPr>
-          <w:rPr>
-            <w:color w:val="0000EE"/>
-            <w:u w:val="single"/>
-          </w:rPr>
-          <w:t>西1:15–3:4</w:t>
-        </w:r>
-      </w:hyperlink>
+      <w:r>
+        <w:rPr>
+          <w:lang w:val="zh_TW" w:bidi="zh_TW"/>
+        </w:rPr>
+        <w:t>西1:15–3:4</w:t>
+      </w:r>
       <w:r>
         <w:rPr>
           <w:lang w:val="zh_TW" w:bidi="zh_TW"/>
@@ -2699,180 +2117,108 @@
           <w:lang w:val="zh_TW" w:bidi="zh_TW"/>
         </w:rPr>
       </w:r>
-      <w:hyperlink r:id="rId92">
-        <w:r>
-          <w:rPr>
-            <w:lang w:val="zh_TW" w:bidi="zh_TW"/>
-          </w:rPr>
-          <w:rPr>
-            <w:color w:val="0000EE"/>
-            <w:u w:val="single"/>
-          </w:rPr>
-          <w:t>羅6:3–14，</w:t>
-        </w:r>
-      </w:hyperlink>
-      <w:hyperlink r:id="rId94">
-        <w:r>
-          <w:rPr>
-            <w:lang w:val="zh_TW" w:bidi="zh_TW"/>
-          </w:rPr>
-          <w:rPr>
-            <w:color w:val="0000EE"/>
-            <w:u w:val="single"/>
-          </w:rPr>
-          <w:t>8:14–17，</w:t>
-        </w:r>
-      </w:hyperlink>
-      <w:hyperlink r:id="rId89">
-        <w:r>
-          <w:rPr>
-            <w:lang w:val="zh_TW" w:bidi="zh_TW"/>
-          </w:rPr>
-          <w:rPr>
-            <w:color w:val="0000EE"/>
-            <w:u w:val="single"/>
-          </w:rPr>
-          <w:t>12:1，</w:t>
-        </w:r>
-      </w:hyperlink>
-      <w:hyperlink r:id="rId90">
-        <w:r>
-          <w:rPr>
-            <w:lang w:val="zh_TW" w:bidi="zh_TW"/>
-          </w:rPr>
-          <w:rPr>
-            <w:color w:val="0000EE"/>
-            <w:u w:val="single"/>
-          </w:rPr>
-          <w:t>14:7–9</w:t>
-        </w:r>
-      </w:hyperlink>
+      <w:r>
+        <w:rPr>
+          <w:lang w:val="zh_TW" w:bidi="zh_TW"/>
+        </w:rPr>
+        <w:t>羅6:3–14，</w:t>
+      </w:r>
+      <w:r>
+        <w:rPr>
+          <w:lang w:val="zh_TW" w:bidi="zh_TW"/>
+        </w:rPr>
+        <w:t>8:14–17，</w:t>
+      </w:r>
+      <w:r>
+        <w:rPr>
+          <w:lang w:val="zh_TW" w:bidi="zh_TW"/>
+        </w:rPr>
+        <w:t>12:1，</w:t>
+      </w:r>
+      <w:r>
+        <w:rPr>
+          <w:lang w:val="zh_TW" w:bidi="zh_TW"/>
+        </w:rPr>
+        <w:t>14:7–9</w:t>
+      </w:r>
       <w:r>
         <w:rPr>
           <w:lang w:val="zh_TW" w:bidi="zh_TW"/>
         </w:rPr>
         <w:t>；</w:t>
       </w:r>
-      <w:hyperlink r:id="rId101">
-        <w:r>
-          <w:rPr>
-            <w:lang w:val="zh_TW" w:bidi="zh_TW"/>
-          </w:rPr>
-          <w:rPr>
-            <w:color w:val="0000EE"/>
-            <w:u w:val="single"/>
-          </w:rPr>
-          <w:t>林前6:19</w:t>
-        </w:r>
-      </w:hyperlink>
+      <w:r>
+        <w:rPr>
+          <w:lang w:val="zh_TW" w:bidi="zh_TW"/>
+        </w:rPr>
+        <w:t>林前6:19</w:t>
+      </w:r>
       <w:r>
         <w:rPr>
           <w:lang w:val="zh_TW" w:bidi="zh_TW"/>
         </w:rPr>
         <w:t>；</w:t>
       </w:r>
-      <w:hyperlink r:id="rId91">
-        <w:r>
-          <w:rPr>
-            <w:lang w:val="zh_TW" w:bidi="zh_TW"/>
-          </w:rPr>
-          <w:rPr>
-            <w:color w:val="0000EE"/>
-            <w:u w:val="single"/>
-          </w:rPr>
-          <w:t>林後5:14–15</w:t>
-        </w:r>
-      </w:hyperlink>
+      <w:r>
+        <w:rPr>
+          <w:lang w:val="zh_TW" w:bidi="zh_TW"/>
+        </w:rPr>
+        <w:t>林後5:14–15</w:t>
+      </w:r>
       <w:r>
         <w:rPr>
           <w:lang w:val="zh_TW" w:bidi="zh_TW"/>
         </w:rPr>
         <w:t>；</w:t>
       </w:r>
-      <w:hyperlink r:id="rId93">
-        <w:r>
-          <w:rPr>
-            <w:lang w:val="zh_TW" w:bidi="zh_TW"/>
-          </w:rPr>
-          <w:rPr>
-            <w:color w:val="0000EE"/>
-            <w:u w:val="single"/>
-          </w:rPr>
-          <w:t>加2:19–20</w:t>
-        </w:r>
-      </w:hyperlink>
+      <w:r>
+        <w:rPr>
+          <w:lang w:val="zh_TW" w:bidi="zh_TW"/>
+        </w:rPr>
+        <w:t>加2:19–20</w:t>
+      </w:r>
       <w:r>
         <w:rPr>
           <w:lang w:val="zh_TW" w:bidi="zh_TW"/>
         </w:rPr>
         <w:t>；</w:t>
       </w:r>
-      <w:hyperlink r:id="rId95">
-        <w:r>
-          <w:rPr>
-            <w:lang w:val="zh_TW" w:bidi="zh_TW"/>
-          </w:rPr>
-          <w:rPr>
-            <w:color w:val="0000EE"/>
-            <w:u w:val="single"/>
-          </w:rPr>
-          <w:t>弗1:11、</w:t>
-        </w:r>
-      </w:hyperlink>
-      <w:hyperlink r:id="rId96">
-        <w:r>
-          <w:rPr>
-            <w:lang w:val="zh_TW" w:bidi="zh_TW"/>
-          </w:rPr>
-          <w:rPr>
-            <w:color w:val="0000EE"/>
-            <w:u w:val="single"/>
-          </w:rPr>
-          <w:t>14</w:t>
-        </w:r>
-      </w:hyperlink>
+      <w:r>
+        <w:rPr>
+          <w:lang w:val="zh_TW" w:bidi="zh_TW"/>
+        </w:rPr>
+        <w:t>弗1:11、</w:t>
+      </w:r>
+      <w:r>
+        <w:rPr>
+          <w:lang w:val="zh_TW" w:bidi="zh_TW"/>
+        </w:rPr>
+        <w:t>14</w:t>
+      </w:r>
       <w:r>
         <w:rPr>
           <w:lang w:val="zh_TW" w:bidi="zh_TW"/>
         </w:rPr>
         <w:t>；</w:t>
       </w:r>
-      <w:hyperlink r:id="rId88">
-        <w:r>
-          <w:rPr>
-            <w:lang w:val="zh_TW" w:bidi="zh_TW"/>
-          </w:rPr>
-          <w:rPr>
-            <w:color w:val="0000EE"/>
-            <w:u w:val="single"/>
-          </w:rPr>
-          <w:t>腓1:21，</w:t>
-        </w:r>
-      </w:hyperlink>
-      <w:hyperlink r:id="rId98">
-        <w:r>
-          <w:rPr>
-            <w:lang w:val="zh_TW" w:bidi="zh_TW"/>
-          </w:rPr>
-          <w:rPr>
-            <w:color w:val="0000EE"/>
-            <w:u w:val="single"/>
-          </w:rPr>
-          <w:t>3:7–11、</w:t>
-        </w:r>
-      </w:hyperlink>
-      <w:hyperlink r:id="rId97">
-        <w:r>
-          <w:rPr>
-            <w:lang w:val="zh_TW" w:bidi="zh_TW"/>
-          </w:rPr>
-          <w:rPr>
-            <w:color w:val="0000EE"/>
-            <w:u w:val="single"/>
-          </w:rPr>
-          <w:t>20</w:t>
-        </w:r>
-      </w:hyperlink>
+      <w:r>
+        <w:rPr>
+          <w:lang w:val="zh_TW" w:bidi="zh_TW"/>
+        </w:rPr>
+        <w:t>腓1:21，</w:t>
+      </w:r>
+      <w:r>
+        <w:rPr>
+          <w:lang w:val="zh_TW" w:bidi="zh_TW"/>
+        </w:rPr>
+        <w:t>3:7–11、</w:t>
+      </w:r>
+      <w:r>
+        <w:rPr>
+          <w:lang w:val="zh_TW" w:bidi="zh_TW"/>
+        </w:rPr>
+        <w:t>20</w:t>
+      </w:r>
       <w:r>
         <w:rPr>
           <w:lang w:val="zh_TW" w:bidi="zh_TW"/>
